--- a/交互产品开发/Output/教案/教案_第15周_课程综合路演检查.docx
+++ b/交互产品开发/Output/教案/教案_第15周_课程综合路演检查.docx
@@ -299,7 +299,7 @@
                 <w:kern w:val="0"/>
                 <w:sz w:val="24"/>
               </w:rPr>
-              <w:t xml:space="preserve">2023级数字媒体艺术影视班：第 15 周，周三2-5节</w:t>
+              <w:t xml:space="preserve">第 15 周</w:t>
             </w:r>
           </w:p>
         </w:tc>
@@ -857,7 +857,7 @@
                 <w:kern w:val="0"/>
                 <w:sz w:val="24"/>
               </w:rPr>
-              <w:t xml:space="preserve">必读书目：</w:t>
+              <w:t xml:space="preserve">课前指定阅读教材与章节：</w:t>
             </w:r>
           </w:p>
           <w:p>
@@ -881,7 +881,7 @@
                 <w:kern w:val="0"/>
                 <w:sz w:val="24"/>
               </w:rPr>
-              <w:t xml:space="preserve">Yvonne Rogers, Helen Sharp, Jennifer Preece 著；刘晓晖 等译：交互设计：超越人机交互（原书第5版）[M]. 机械工业出版社, 2020.</w:t>
+              <w:t xml:space="preserve">《交互设计精髓》全书综合复习</w:t>
             </w:r>
           </w:p>
         </w:tc>

--- a/交互产品开发/Output/教案/教案_第15周_课程综合路演检查.docx
+++ b/交互产品开发/Output/教案/教案_第15周_课程综合路演检查.docx
@@ -36,8 +36,8 @@
       </w:tblPr>
       <w:tblGrid>
         <w:gridCol w:w="1246"/>
-        <w:gridCol w:w="3894"/>
-        <w:gridCol w:w="3810"/>
+        <w:gridCol w:w="1740"/>
+        <w:gridCol w:w="5964"/>
       </w:tblGrid>
       <w:tr>
         <w:trPr>
@@ -66,15 +66,15 @@
               <w:jc w:val="center"/>
               <w:rPr>
                 <w:rFonts w:ascii="FangSong_GB2312" w:eastAsia="FangSong_GB2312" w:hAnsi="FangSong_GB2312" w:cs="FangSong_GB2312"/>
-                <w:color w:val="333333"/>
-                <w:kern w:val="0"/>
-                <w:sz w:val="24"/>
-              </w:rPr>
-            </w:pPr>
-            <w:r>
-              <w:rPr>
-                <w:rFonts w:ascii="FangSong_GB2312" w:eastAsia="FangSong_GB2312" w:hAnsi="FangSong_GB2312" w:cs="FangSong_GB2312" w:hint="eastAsia"/>
-                <w:color w:val="FF0000"/>
+                <w:color w:val="000000"/>
+                <w:kern w:val="0"/>
+                <w:sz w:val="24"/>
+              </w:rPr>
+            </w:pPr>
+            <w:r>
+              <w:rPr>
+                <w:rFonts w:ascii="FangSong_GB2312" w:eastAsia="FangSong_GB2312" w:hAnsi="FangSong_GB2312" w:cs="FangSong_GB2312" w:hint="eastAsia"/>
+                <w:color w:val="000000"/>
                 <w:kern w:val="0"/>
                 <w:sz w:val="24"/>
               </w:rPr>
@@ -106,19 +106,19 @@
               <w:jc w:val="center"/>
               <w:rPr>
                 <w:rFonts w:ascii="FangSong_GB2312" w:eastAsia="FangSong_GB2312" w:hAnsi="FangSong_GB2312" w:cs="FangSong_GB2312"/>
-                <w:color w:val="333333"/>
-                <w:kern w:val="0"/>
-                <w:sz w:val="24"/>
-              </w:rPr>
-            </w:pPr>
-            <w:r>
-              <w:rPr>
-                <w:rFonts w:ascii="FangSong_GB2312" w:eastAsia="FangSong_GB2312" w:hAnsi="FangSong_GB2312" w:cs="FangSong_GB2312" w:hint="eastAsia"/>
-                <w:color w:val="FF0000"/>
-                <w:kern w:val="0"/>
-                <w:sz w:val="24"/>
-              </w:rPr>
-              <w:t xml:space="preserve">项目十五  课程综合路演检查</w:t>
+                <w:color w:val="000000"/>
+                <w:kern w:val="0"/>
+                <w:sz w:val="24"/>
+              </w:rPr>
+            </w:pPr>
+            <w:r>
+              <w:rPr>
+                <w:rFonts w:ascii="FangSong_GB2312" w:eastAsia="FangSong_GB2312" w:hAnsi="FangSong_GB2312" w:cs="FangSong_GB2312" w:hint="eastAsia"/>
+                <w:color w:val="000000"/>
+                <w:kern w:val="0"/>
+                <w:sz w:val="24"/>
+              </w:rPr>
+              <w:t xml:space="preserve">第15章  课程综合路演检查</w:t>
             </w:r>
           </w:p>
         </w:tc>
@@ -150,15 +150,15 @@
               <w:jc w:val="center"/>
               <w:rPr>
                 <w:rFonts w:ascii="FangSong_GB2312" w:eastAsia="FangSong_GB2312" w:hAnsi="FangSong_GB2312" w:cs="FangSong_GB2312"/>
-                <w:color w:val="333333"/>
-                <w:kern w:val="0"/>
-                <w:sz w:val="24"/>
-              </w:rPr>
-            </w:pPr>
-            <w:r>
-              <w:rPr>
-                <w:rFonts w:ascii="FangSong_GB2312" w:eastAsia="FangSong_GB2312" w:hAnsi="FangSong_GB2312" w:cs="FangSong_GB2312" w:hint="eastAsia"/>
-                <w:color w:val="FF0000"/>
+                <w:color w:val="000000"/>
+                <w:kern w:val="0"/>
+                <w:sz w:val="24"/>
+              </w:rPr>
+            </w:pPr>
+            <w:r>
+              <w:rPr>
+                <w:rFonts w:ascii="FangSong_GB2312" w:eastAsia="FangSong_GB2312" w:hAnsi="FangSong_GB2312" w:cs="FangSong_GB2312" w:hint="eastAsia"/>
+                <w:color w:val="000000"/>
                 <w:kern w:val="0"/>
                 <w:sz w:val="24"/>
               </w:rPr>
@@ -190,15 +190,15 @@
               <w:jc w:val="center"/>
               <w:rPr>
                 <w:rFonts w:ascii="FangSong_GB2312" w:eastAsia="FangSong_GB2312" w:hAnsi="FangSong_GB2312" w:cs="FangSong_GB2312"/>
-                <w:color w:val="333333"/>
-                <w:kern w:val="0"/>
-                <w:sz w:val="24"/>
-              </w:rPr>
-            </w:pPr>
-            <w:r>
-              <w:rPr>
-                <w:rFonts w:ascii="FangSong_GB2312" w:eastAsia="FangSong_GB2312" w:hAnsi="FangSong_GB2312" w:cs="FangSong_GB2312" w:hint="eastAsia"/>
-                <w:color w:val="FF0000"/>
+                <w:color w:val="000000"/>
+                <w:kern w:val="0"/>
+                <w:sz w:val="24"/>
+              </w:rPr>
+            </w:pPr>
+            <w:r>
+              <w:rPr>
+                <w:rFonts w:ascii="FangSong_GB2312" w:eastAsia="FangSong_GB2312" w:hAnsi="FangSong_GB2312" w:cs="FangSong_GB2312" w:hint="eastAsia"/>
+                <w:color w:val="000000"/>
                 <w:kern w:val="0"/>
                 <w:sz w:val="24"/>
               </w:rPr>
@@ -1023,7 +1023,7 @@
         </w:tc>
         <w:tc>
           <w:tcPr>
-            <w:tcW w:w="3894" w:type="dxa"/>
+            <w:tcW w:w="1740" w:type="dxa"/>
             <w:tcBorders>
               <w:top w:val="single" w:sz="4" w:space="0" w:color="auto"/>
               <w:left w:val="single" w:sz="4" w:space="0" w:color="auto"/>
@@ -1058,7 +1058,7 @@
         </w:tc>
         <w:tc>
           <w:tcPr>
-            <w:tcW w:w="3810" w:type="dxa"/>
+            <w:tcW w:w="5964" w:type="dxa"/>
             <w:tcBorders>
               <w:top w:val="single" w:sz="4" w:space="0" w:color="auto"/>
               <w:left w:val="single" w:sz="4" w:space="0" w:color="auto"/>
@@ -1118,7 +1118,7 @@
         </w:tc>
         <w:tc>
           <w:tcPr>
-            <w:tcW w:w="3894" w:type="dxa"/>
+            <w:tcW w:w="1740" w:type="dxa"/>
             <w:tcBorders>
               <w:top w:val="single" w:sz="4" w:space="0" w:color="auto"/>
               <w:left w:val="single" w:sz="4" w:space="0" w:color="auto"/>
@@ -1153,7 +1153,7 @@
         </w:tc>
         <w:tc>
           <w:tcPr>
-            <w:tcW w:w="3810" w:type="dxa"/>
+            <w:tcW w:w="5964" w:type="dxa"/>
             <w:tcBorders>
               <w:top w:val="single" w:sz="4" w:space="0" w:color="auto"/>
               <w:left w:val="single" w:sz="4" w:space="0" w:color="auto"/>
@@ -1214,7 +1214,7 @@
         </w:tc>
         <w:tc>
           <w:tcPr>
-            <w:tcW w:w="3894" w:type="dxa"/>
+            <w:tcW w:w="1740" w:type="dxa"/>
             <w:tcBorders>
               <w:top w:val="single" w:sz="4" w:space="0" w:color="auto"/>
               <w:left w:val="single" w:sz="4" w:space="0" w:color="auto"/>
@@ -1250,7 +1250,7 @@
         </w:tc>
         <w:tc>
           <w:tcPr>
-            <w:tcW w:w="3810" w:type="dxa"/>
+            <w:tcW w:w="5964" w:type="dxa"/>
             <w:tcBorders>
               <w:top w:val="single" w:sz="4" w:space="0" w:color="auto"/>
               <w:left w:val="single" w:sz="4" w:space="0" w:color="auto"/>
@@ -1311,7 +1311,7 @@
         </w:tc>
         <w:tc>
           <w:tcPr>
-            <w:tcW w:w="3894" w:type="dxa"/>
+            <w:tcW w:w="1740" w:type="dxa"/>
             <w:tcBorders>
               <w:top w:val="single" w:sz="4" w:space="0" w:color="auto"/>
               <w:left w:val="single" w:sz="4" w:space="0" w:color="auto"/>
@@ -1340,13 +1340,21 @@
                 <w:kern w:val="0"/>
                 <w:sz w:val="24"/>
               </w:rPr>
-              <w:t>新课讲授</w:t>
-            </w:r>
-          </w:p>
-        </w:tc>
-        <w:tc>
-          <w:tcPr>
-            <w:tcW w:w="3810" w:type="dxa"/>
+              <w:t>新课</w:t>
+            </w:r>
+            <w:r>
+              <w:rPr>
+                <w:rFonts w:ascii="FangSong_GB2312" w:eastAsia="FangSong_GB2312" w:hAnsi="FangSong_GB2312" w:cs="FangSong_GB2312" w:hint="eastAsia"/>
+                <w:kern w:val="0"/>
+                <w:sz w:val="24"/>
+              </w:rPr>
+              <w:t>演示</w:t>
+            </w:r>
+          </w:p>
+        </w:tc>
+        <w:tc>
+          <w:tcPr>
+            <w:tcW w:w="5964" w:type="dxa"/>
             <w:tcBorders>
               <w:top w:val="single" w:sz="4" w:space="0" w:color="auto"/>
               <w:left w:val="single" w:sz="4" w:space="0" w:color="auto"/>
@@ -1416,7 +1424,7 @@
         </w:tc>
         <w:tc>
           <w:tcPr>
-            <w:tcW w:w="3894" w:type="dxa"/>
+            <w:tcW w:w="1740" w:type="dxa"/>
             <w:tcBorders>
               <w:top w:val="single" w:sz="4" w:space="0" w:color="auto"/>
               <w:left w:val="single" w:sz="4" w:space="0" w:color="auto"/>
@@ -1437,7 +1445,7 @@
                 <w:rFonts w:ascii="FangSong_GB2312" w:eastAsia="FangSong_GB2312" w:hAnsi="FangSong_GB2312" w:cs="FangSong_GB2312"/>
                 <w:b/>
                 <w:bCs/>
-                <w:color w:val="FF0000"/>
+                <w:color w:val="000000"/>
                 <w:kern w:val="0"/>
                 <w:sz w:val="24"/>
               </w:rPr>
@@ -1447,7 +1455,7 @@
                 <w:rFonts w:ascii="FangSong_GB2312" w:eastAsia="FangSong_GB2312" w:hAnsi="FangSong_GB2312" w:cs="FangSong_GB2312" w:hint="eastAsia"/>
                 <w:b/>
                 <w:bCs/>
-                <w:color w:val="FF0000"/>
+                <w:color w:val="000000"/>
                 <w:kern w:val="0"/>
                 <w:sz w:val="24"/>
               </w:rPr>
@@ -1457,7 +1465,7 @@
         </w:tc>
         <w:tc>
           <w:tcPr>
-            <w:tcW w:w="3810" w:type="dxa"/>
+            <w:tcW w:w="5964" w:type="dxa"/>
             <w:tcBorders>
               <w:top w:val="single" w:sz="4" w:space="0" w:color="auto"/>
               <w:left w:val="single" w:sz="4" w:space="0" w:color="auto"/>
@@ -1477,17 +1485,19 @@
               <w:jc w:val="left"/>
               <w:rPr>
                 <w:rFonts w:ascii="FangSong_GB2312" w:eastAsia="FangSong_GB2312" w:hAnsi="FangSong_GB2312" w:cs="FangSong_GB2312"/>
-                <w:kern w:val="0"/>
-                <w:sz w:val="24"/>
-              </w:rPr>
-            </w:pPr>
-            <w:r>
-              <w:rPr>
-                <w:rFonts w:ascii="FangSong_GB2312" w:eastAsia="FangSong_GB2312" w:hAnsi="FangSong_GB2312" w:cs="FangSong_GB2312" w:hint="eastAsia"/>
-                <w:kern w:val="0"/>
-                <w:sz w:val="24"/>
-              </w:rPr>
-              <w:t xml:space="preserve">【教学组织】路演规则说明与评分标准发布</w:t>
+                <w:color w:val="000000"/>
+                <w:kern w:val="0"/>
+                <w:sz w:val="24"/>
+              </w:rPr>
+            </w:pPr>
+            <w:r>
+              <w:rPr>
+                <w:rFonts w:ascii="FangSong_GB2312" w:eastAsia="FangSong_GB2312" w:hAnsi="FangSong_GB2312" w:cs="FangSong_GB2312" w:hint="eastAsia"/>
+                <w:color w:val="000000"/>
+                <w:kern w:val="0"/>
+                <w:sz w:val="24"/>
+              </w:rPr>
+              <w:t xml:space="preserve">【教学组织】课堂实践与操作训练:</w:t>
             </w:r>
           </w:p>
           <w:p>
@@ -1497,17 +1507,19 @@
               <w:jc w:val="left"/>
               <w:rPr>
                 <w:rFonts w:ascii="FangSong_GB2312" w:eastAsia="FangSong_GB2312" w:hAnsi="FangSong_GB2312" w:cs="FangSong_GB2312"/>
-                <w:kern w:val="0"/>
-                <w:sz w:val="24"/>
-              </w:rPr>
-            </w:pPr>
-            <w:r>
-              <w:rPr>
-                <w:rFonts w:ascii="FangSong_GB2312" w:eastAsia="FangSong_GB2312" w:hAnsi="FangSong_GB2312" w:cs="FangSong_GB2312" w:hint="eastAsia"/>
-                <w:kern w:val="0"/>
-                <w:sz w:val="24"/>
-              </w:rPr>
-              <w:t xml:space="preserve">【教学方法】实践路演、答辩陈述、专家质询、同侪互评</w:t>
+                <w:color w:val="000000"/>
+                <w:kern w:val="0"/>
+                <w:sz w:val="24"/>
+              </w:rPr>
+            </w:pPr>
+            <w:r>
+              <w:rPr>
+                <w:rFonts w:ascii="FangSong_GB2312" w:eastAsia="FangSong_GB2312" w:hAnsi="FangSong_GB2312" w:cs="FangSong_GB2312" w:hint="eastAsia"/>
+                <w:color w:val="000000"/>
+                <w:kern w:val="0"/>
+                <w:sz w:val="24"/>
+              </w:rPr>
+              <w:t xml:space="preserve">1. 实践任务指导：路演规则说明与评分标准发布</w:t>
             </w:r>
           </w:p>
           <w:p>
@@ -1517,17 +1529,19 @@
               <w:jc w:val="left"/>
               <w:rPr>
                 <w:rFonts w:ascii="FangSong_GB2312" w:eastAsia="FangSong_GB2312" w:hAnsi="FangSong_GB2312" w:cs="FangSong_GB2312"/>
-                <w:kern w:val="0"/>
-                <w:sz w:val="24"/>
-              </w:rPr>
-            </w:pPr>
-            <w:r>
-              <w:rPr>
-                <w:rFonts w:ascii="FangSong_GB2312" w:eastAsia="FangSong_GB2312" w:hAnsi="FangSong_GB2312" w:cs="FangSong_GB2312" w:hint="eastAsia"/>
-                <w:kern w:val="0"/>
-                <w:sz w:val="24"/>
-              </w:rPr>
-              <w:t xml:space="preserve">【时间安排】约10分钟（0.2实践学时）</w:t>
+                <w:color w:val="000000"/>
+                <w:kern w:val="0"/>
+                <w:sz w:val="24"/>
+              </w:rPr>
+            </w:pPr>
+            <w:r>
+              <w:rPr>
+                <w:rFonts w:ascii="FangSong_GB2312" w:eastAsia="FangSong_GB2312" w:hAnsi="FangSong_GB2312" w:cs="FangSong_GB2312" w:hint="eastAsia"/>
+                <w:color w:val="000000"/>
+                <w:kern w:val="0"/>
+                <w:sz w:val="24"/>
+              </w:rPr>
+              <w:t xml:space="preserve">2. 核心任务目标：完成最终路演答辩——展示从痛点洞察到验证闭环的全过程，参与同侪互评，提交最终作品集文档。</w:t>
             </w:r>
           </w:p>
           <w:p>
@@ -1537,17 +1551,19 @@
               <w:jc w:val="left"/>
               <w:rPr>
                 <w:rFonts w:ascii="FangSong_GB2312" w:eastAsia="FangSong_GB2312" w:hAnsi="FangSong_GB2312" w:cs="FangSong_GB2312"/>
-                <w:kern w:val="0"/>
-                <w:sz w:val="24"/>
-              </w:rPr>
-            </w:pPr>
-            <w:r>
-              <w:rPr>
-                <w:rFonts w:ascii="FangSong_GB2312" w:eastAsia="FangSong_GB2312" w:hAnsi="FangSong_GB2312" w:cs="FangSong_GB2312" w:hint="eastAsia"/>
-                <w:kern w:val="0"/>
-                <w:sz w:val="24"/>
-              </w:rPr>
-              <w:t xml:space="preserve">【课堂思考】</w:t>
+                <w:color w:val="000000"/>
+                <w:kern w:val="0"/>
+                <w:sz w:val="24"/>
+              </w:rPr>
+            </w:pPr>
+            <w:r>
+              <w:rPr>
+                <w:rFonts w:ascii="FangSong_GB2312" w:eastAsia="FangSong_GB2312" w:hAnsi="FangSong_GB2312" w:cs="FangSong_GB2312" w:hint="eastAsia"/>
+                <w:color w:val="000000"/>
+                <w:kern w:val="0"/>
+                <w:sz w:val="24"/>
+              </w:rPr>
+              <w:t xml:space="preserve">3. 教师巡回指导，及时发现并纠正学生实践中的认知偏差。</w:t>
             </w:r>
           </w:p>
           <w:p>
@@ -1557,17 +1573,19 @@
               <w:jc w:val="left"/>
               <w:rPr>
                 <w:rFonts w:ascii="FangSong_GB2312" w:eastAsia="FangSong_GB2312" w:hAnsi="FangSong_GB2312" w:cs="FangSong_GB2312"/>
-                <w:kern w:val="0"/>
-                <w:sz w:val="24"/>
-              </w:rPr>
-            </w:pPr>
-            <w:r>
-              <w:rPr>
-                <w:rFonts w:ascii="FangSong_GB2312" w:eastAsia="FangSong_GB2312" w:hAnsi="FangSong_GB2312" w:cs="FangSong_GB2312" w:hint="eastAsia"/>
-                <w:kern w:val="0"/>
-                <w:sz w:val="24"/>
-              </w:rPr>
-              <w:t xml:space="preserve">【教学组织】各组依次路演（每组 8-10 分钟陈述 + 5 分钟质询），同侪评分</w:t>
+                <w:color w:val="000000"/>
+                <w:kern w:val="0"/>
+                <w:sz w:val="24"/>
+              </w:rPr>
+            </w:pPr>
+            <w:r>
+              <w:rPr>
+                <w:rFonts w:ascii="FangSong_GB2312" w:eastAsia="FangSong_GB2312" w:hAnsi="FangSong_GB2312" w:cs="FangSong_GB2312" w:hint="eastAsia"/>
+                <w:color w:val="000000"/>
+                <w:kern w:val="0"/>
+                <w:sz w:val="24"/>
+              </w:rPr>
+              <w:t xml:space="preserve">【教学方法】实践路演、答辩陈述、专家质询、同侪互评</w:t>
             </w:r>
           </w:p>
           <w:p>
@@ -1577,17 +1595,19 @@
               <w:jc w:val="left"/>
               <w:rPr>
                 <w:rFonts w:ascii="FangSong_GB2312" w:eastAsia="FangSong_GB2312" w:hAnsi="FangSong_GB2312" w:cs="FangSong_GB2312"/>
-                <w:kern w:val="0"/>
-                <w:sz w:val="24"/>
-              </w:rPr>
-            </w:pPr>
-            <w:r>
-              <w:rPr>
-                <w:rFonts w:ascii="FangSong_GB2312" w:eastAsia="FangSong_GB2312" w:hAnsi="FangSong_GB2312" w:cs="FangSong_GB2312" w:hint="eastAsia"/>
-                <w:kern w:val="0"/>
-                <w:sz w:val="24"/>
-              </w:rPr>
-              <w:t xml:space="preserve">【教学方法】实践路演、答辩陈述、专家质询、同侪互评</w:t>
+                <w:color w:val="000000"/>
+                <w:kern w:val="0"/>
+                <w:sz w:val="24"/>
+              </w:rPr>
+            </w:pPr>
+            <w:r>
+              <w:rPr>
+                <w:rFonts w:ascii="FangSong_GB2312" w:eastAsia="FangSong_GB2312" w:hAnsi="FangSong_GB2312" w:cs="FangSong_GB2312" w:hint="eastAsia"/>
+                <w:color w:val="000000"/>
+                <w:kern w:val="0"/>
+                <w:sz w:val="24"/>
+              </w:rPr>
+              <w:t xml:space="preserve">【时间安排】约10分钟（0.2实践学时）</w:t>
             </w:r>
           </w:p>
           <w:p>
@@ -1597,17 +1617,19 @@
               <w:jc w:val="left"/>
               <w:rPr>
                 <w:rFonts w:ascii="FangSong_GB2312" w:eastAsia="FangSong_GB2312" w:hAnsi="FangSong_GB2312" w:cs="FangSong_GB2312"/>
-                <w:kern w:val="0"/>
-                <w:sz w:val="24"/>
-              </w:rPr>
-            </w:pPr>
-            <w:r>
-              <w:rPr>
-                <w:rFonts w:ascii="FangSong_GB2312" w:eastAsia="FangSong_GB2312" w:hAnsi="FangSong_GB2312" w:cs="FangSong_GB2312" w:hint="eastAsia"/>
-                <w:kern w:val="0"/>
-                <w:sz w:val="24"/>
-              </w:rPr>
-              <w:t xml:space="preserve">【时间安排】约150分钟（3.3实践学时）</w:t>
+                <w:color w:val="000000"/>
+                <w:kern w:val="0"/>
+                <w:sz w:val="24"/>
+              </w:rPr>
+            </w:pPr>
+            <w:r>
+              <w:rPr>
+                <w:rFonts w:ascii="FangSong_GB2312" w:eastAsia="FangSong_GB2312" w:hAnsi="FangSong_GB2312" w:cs="FangSong_GB2312" w:hint="eastAsia"/>
+                <w:color w:val="000000"/>
+                <w:kern w:val="0"/>
+                <w:sz w:val="24"/>
+              </w:rPr>
+              <w:t xml:space="preserve">【课堂思考】</w:t>
             </w:r>
           </w:p>
           <w:p>
@@ -1617,13 +1639,147 @@
               <w:jc w:val="left"/>
               <w:rPr>
                 <w:rFonts w:ascii="FangSong_GB2312" w:eastAsia="FangSong_GB2312" w:hAnsi="FangSong_GB2312" w:cs="FangSong_GB2312"/>
-                <w:kern w:val="0"/>
-                <w:sz w:val="24"/>
-              </w:rPr>
-            </w:pPr>
-            <w:r>
-              <w:rPr>
-                <w:rFonts w:ascii="FangSong_GB2312" w:eastAsia="FangSong_GB2312" w:hAnsi="FangSong_GB2312" w:cs="FangSong_GB2312" w:hint="eastAsia"/>
+                <w:color w:val="000000"/>
+                <w:kern w:val="0"/>
+                <w:sz w:val="24"/>
+              </w:rPr>
+            </w:pPr>
+            <w:r>
+              <w:rPr>
+                <w:rFonts w:ascii="FangSong_GB2312" w:eastAsia="FangSong_GB2312" w:hAnsi="FangSong_GB2312" w:cs="FangSong_GB2312" w:hint="eastAsia"/>
+                <w:color w:val="000000"/>
+                <w:kern w:val="0"/>
+                <w:sz w:val="24"/>
+              </w:rPr>
+              <w:t xml:space="preserve">【教学组织】课堂实践与操作训练:</w:t>
+            </w:r>
+          </w:p>
+          <w:p>
+            <w:pPr>
+              <w:widowControl/>
+              <w:spacing w:line="400" w:lineRule="exact"/>
+              <w:jc w:val="left"/>
+              <w:rPr>
+                <w:rFonts w:ascii="FangSong_GB2312" w:eastAsia="FangSong_GB2312" w:hAnsi="FangSong_GB2312" w:cs="FangSong_GB2312"/>
+                <w:color w:val="000000"/>
+                <w:kern w:val="0"/>
+                <w:sz w:val="24"/>
+              </w:rPr>
+            </w:pPr>
+            <w:r>
+              <w:rPr>
+                <w:rFonts w:ascii="FangSong_GB2312" w:eastAsia="FangSong_GB2312" w:hAnsi="FangSong_GB2312" w:cs="FangSong_GB2312" w:hint="eastAsia"/>
+                <w:color w:val="000000"/>
+                <w:kern w:val="0"/>
+                <w:sz w:val="24"/>
+              </w:rPr>
+              <w:t xml:space="preserve">1. 实践任务指导：各组依次路演（每组 8-10 分钟陈述 + 5 分钟质询），同侪评分</w:t>
+            </w:r>
+          </w:p>
+          <w:p>
+            <w:pPr>
+              <w:widowControl/>
+              <w:spacing w:line="400" w:lineRule="exact"/>
+              <w:jc w:val="left"/>
+              <w:rPr>
+                <w:rFonts w:ascii="FangSong_GB2312" w:eastAsia="FangSong_GB2312" w:hAnsi="FangSong_GB2312" w:cs="FangSong_GB2312"/>
+                <w:color w:val="000000"/>
+                <w:kern w:val="0"/>
+                <w:sz w:val="24"/>
+              </w:rPr>
+            </w:pPr>
+            <w:r>
+              <w:rPr>
+                <w:rFonts w:ascii="FangSong_GB2312" w:eastAsia="FangSong_GB2312" w:hAnsi="FangSong_GB2312" w:cs="FangSong_GB2312" w:hint="eastAsia"/>
+                <w:color w:val="000000"/>
+                <w:kern w:val="0"/>
+                <w:sz w:val="24"/>
+              </w:rPr>
+              <w:t xml:space="preserve">2. 核心任务目标：完成最终路演答辩——展示从痛点洞察到验证闭环的全过程，参与同侪互评，提交最终作品集文档。</w:t>
+            </w:r>
+          </w:p>
+          <w:p>
+            <w:pPr>
+              <w:widowControl/>
+              <w:spacing w:line="400" w:lineRule="exact"/>
+              <w:jc w:val="left"/>
+              <w:rPr>
+                <w:rFonts w:ascii="FangSong_GB2312" w:eastAsia="FangSong_GB2312" w:hAnsi="FangSong_GB2312" w:cs="FangSong_GB2312"/>
+                <w:color w:val="000000"/>
+                <w:kern w:val="0"/>
+                <w:sz w:val="24"/>
+              </w:rPr>
+            </w:pPr>
+            <w:r>
+              <w:rPr>
+                <w:rFonts w:ascii="FangSong_GB2312" w:eastAsia="FangSong_GB2312" w:hAnsi="FangSong_GB2312" w:cs="FangSong_GB2312" w:hint="eastAsia"/>
+                <w:color w:val="000000"/>
+                <w:kern w:val="0"/>
+                <w:sz w:val="24"/>
+              </w:rPr>
+              <w:t xml:space="preserve">3. 教师巡回指导，及时发现并纠正学生实践中的认知偏差。</w:t>
+            </w:r>
+          </w:p>
+          <w:p>
+            <w:pPr>
+              <w:widowControl/>
+              <w:spacing w:line="400" w:lineRule="exact"/>
+              <w:jc w:val="left"/>
+              <w:rPr>
+                <w:rFonts w:ascii="FangSong_GB2312" w:eastAsia="FangSong_GB2312" w:hAnsi="FangSong_GB2312" w:cs="FangSong_GB2312"/>
+                <w:color w:val="000000"/>
+                <w:kern w:val="0"/>
+                <w:sz w:val="24"/>
+              </w:rPr>
+            </w:pPr>
+            <w:r>
+              <w:rPr>
+                <w:rFonts w:ascii="FangSong_GB2312" w:eastAsia="FangSong_GB2312" w:hAnsi="FangSong_GB2312" w:cs="FangSong_GB2312" w:hint="eastAsia"/>
+                <w:color w:val="000000"/>
+                <w:kern w:val="0"/>
+                <w:sz w:val="24"/>
+              </w:rPr>
+              <w:t xml:space="preserve">【教学方法】实践路演、答辩陈述、专家质询、同侪互评</w:t>
+            </w:r>
+          </w:p>
+          <w:p>
+            <w:pPr>
+              <w:widowControl/>
+              <w:spacing w:line="400" w:lineRule="exact"/>
+              <w:jc w:val="left"/>
+              <w:rPr>
+                <w:rFonts w:ascii="FangSong_GB2312" w:eastAsia="FangSong_GB2312" w:hAnsi="FangSong_GB2312" w:cs="FangSong_GB2312"/>
+                <w:color w:val="000000"/>
+                <w:kern w:val="0"/>
+                <w:sz w:val="24"/>
+              </w:rPr>
+            </w:pPr>
+            <w:r>
+              <w:rPr>
+                <w:rFonts w:ascii="FangSong_GB2312" w:eastAsia="FangSong_GB2312" w:hAnsi="FangSong_GB2312" w:cs="FangSong_GB2312" w:hint="eastAsia"/>
+                <w:color w:val="000000"/>
+                <w:kern w:val="0"/>
+                <w:sz w:val="24"/>
+              </w:rPr>
+              <w:t xml:space="preserve">【时间安排】约150分钟（3.3实践学时）</w:t>
+            </w:r>
+          </w:p>
+          <w:p>
+            <w:pPr>
+              <w:widowControl/>
+              <w:spacing w:line="400" w:lineRule="exact"/>
+              <w:jc w:val="left"/>
+              <w:rPr>
+                <w:rFonts w:ascii="FangSong_GB2312" w:eastAsia="FangSong_GB2312" w:hAnsi="FangSong_GB2312" w:cs="FangSong_GB2312"/>
+                <w:color w:val="000000"/>
+                <w:kern w:val="0"/>
+                <w:sz w:val="24"/>
+              </w:rPr>
+            </w:pPr>
+            <w:r>
+              <w:rPr>
+                <w:rFonts w:ascii="FangSong_GB2312" w:eastAsia="FangSong_GB2312" w:hAnsi="FangSong_GB2312" w:cs="FangSong_GB2312" w:hint="eastAsia"/>
+                <w:color w:val="000000"/>
                 <w:kern w:val="0"/>
                 <w:sz w:val="24"/>
               </w:rPr>
@@ -1666,7 +1822,7 @@
         </w:tc>
         <w:tc>
           <w:tcPr>
-            <w:tcW w:w="3894" w:type="dxa"/>
+            <w:tcW w:w="1740" w:type="dxa"/>
             <w:tcBorders>
               <w:top w:val="single" w:sz="4" w:space="0" w:color="auto"/>
               <w:left w:val="single" w:sz="4" w:space="0" w:color="auto"/>
@@ -1687,7 +1843,7 @@
                 <w:rFonts w:ascii="FangSong_GB2312" w:eastAsia="FangSong_GB2312" w:hAnsi="FangSong_GB2312" w:cs="FangSong_GB2312"/>
                 <w:b/>
                 <w:bCs/>
-                <w:color w:val="FF0000"/>
+                <w:color w:val="000000"/>
                 <w:kern w:val="0"/>
                 <w:sz w:val="24"/>
               </w:rPr>
@@ -1697,7 +1853,7 @@
                 <w:rFonts w:ascii="FangSong_GB2312" w:eastAsia="FangSong_GB2312" w:hAnsi="FangSong_GB2312" w:cs="FangSong_GB2312" w:hint="eastAsia"/>
                 <w:b/>
                 <w:bCs/>
-                <w:color w:val="FF0000"/>
+                <w:color w:val="000000"/>
                 <w:kern w:val="0"/>
                 <w:sz w:val="24"/>
               </w:rPr>
@@ -1707,7 +1863,7 @@
         </w:tc>
         <w:tc>
           <w:tcPr>
-            <w:tcW w:w="3810" w:type="dxa"/>
+            <w:tcW w:w="5964" w:type="dxa"/>
             <w:tcBorders>
               <w:top w:val="single" w:sz="4" w:space="0" w:color="auto"/>
               <w:left w:val="single" w:sz="4" w:space="0" w:color="auto"/>
@@ -1727,17 +1883,19 @@
               <w:jc w:val="left"/>
               <w:rPr>
                 <w:rFonts w:ascii="FangSong_GB2312" w:eastAsia="FangSong_GB2312" w:hAnsi="FangSong_GB2312" w:cs="FangSong_GB2312"/>
-                <w:kern w:val="0"/>
-                <w:sz w:val="24"/>
-              </w:rPr>
-            </w:pPr>
-            <w:r>
-              <w:rPr>
-                <w:rFonts w:ascii="FangSong_GB2312" w:eastAsia="FangSong_GB2312" w:hAnsi="FangSong_GB2312" w:cs="FangSong_GB2312" w:hint="eastAsia"/>
-                <w:kern w:val="0"/>
-                <w:sz w:val="24"/>
-              </w:rPr>
-              <w:t xml:space="preserve">【教学组织】综合点评、最佳项目颁奖、课程结业总结</w:t>
+                <w:color w:val="000000"/>
+                <w:kern w:val="0"/>
+                <w:sz w:val="24"/>
+              </w:rPr>
+            </w:pPr>
+            <w:r>
+              <w:rPr>
+                <w:rFonts w:ascii="FangSong_GB2312" w:eastAsia="FangSong_GB2312" w:hAnsi="FangSong_GB2312" w:cs="FangSong_GB2312" w:hint="eastAsia"/>
+                <w:color w:val="000000"/>
+                <w:kern w:val="0"/>
+                <w:sz w:val="24"/>
+              </w:rPr>
+              <w:t xml:space="preserve">【教学组织】知识凝练与教学反思:</w:t>
             </w:r>
           </w:p>
           <w:p>
@@ -1747,17 +1905,19 @@
               <w:jc w:val="left"/>
               <w:rPr>
                 <w:rFonts w:ascii="FangSong_GB2312" w:eastAsia="FangSong_GB2312" w:hAnsi="FangSong_GB2312" w:cs="FangSong_GB2312"/>
-                <w:kern w:val="0"/>
-                <w:sz w:val="24"/>
-              </w:rPr>
-            </w:pPr>
-            <w:r>
-              <w:rPr>
-                <w:rFonts w:ascii="FangSong_GB2312" w:eastAsia="FangSong_GB2312" w:hAnsi="FangSong_GB2312" w:cs="FangSong_GB2312" w:hint="eastAsia"/>
-                <w:kern w:val="0"/>
-                <w:sz w:val="24"/>
-              </w:rPr>
-              <w:t xml:space="preserve">【时间安排】约20分钟（0.5实践学时）</w:t>
+                <w:color w:val="000000"/>
+                <w:kern w:val="0"/>
+                <w:sz w:val="24"/>
+              </w:rPr>
+            </w:pPr>
+            <w:r>
+              <w:rPr>
+                <w:rFonts w:ascii="FangSong_GB2312" w:eastAsia="FangSong_GB2312" w:hAnsi="FangSong_GB2312" w:cs="FangSong_GB2312" w:hint="eastAsia"/>
+                <w:color w:val="000000"/>
+                <w:kern w:val="0"/>
+                <w:sz w:val="24"/>
+              </w:rPr>
+              <w:t xml:space="preserve">1. 归纳梳理：综合点评、最佳项目颁奖、课程结业总结</w:t>
             </w:r>
           </w:p>
           <w:p>
@@ -1767,13 +1927,81 @@
               <w:jc w:val="left"/>
               <w:rPr>
                 <w:rFonts w:ascii="FangSong_GB2312" w:eastAsia="FangSong_GB2312" w:hAnsi="FangSong_GB2312" w:cs="FangSong_GB2312"/>
-                <w:kern w:val="0"/>
-                <w:sz w:val="24"/>
-              </w:rPr>
-            </w:pPr>
-            <w:r>
-              <w:rPr>
-                <w:rFonts w:ascii="FangSong_GB2312" w:eastAsia="FangSong_GB2312" w:hAnsi="FangSong_GB2312" w:cs="FangSong_GB2312" w:hint="eastAsia"/>
+                <w:color w:val="000000"/>
+                <w:kern w:val="0"/>
+                <w:sz w:val="24"/>
+              </w:rPr>
+            </w:pPr>
+            <w:r>
+              <w:rPr>
+                <w:rFonts w:ascii="FangSong_GB2312" w:eastAsia="FangSong_GB2312" w:hAnsi="FangSong_GB2312" w:cs="FangSong_GB2312" w:hint="eastAsia"/>
+                <w:color w:val="000000"/>
+                <w:kern w:val="0"/>
+                <w:sz w:val="24"/>
+              </w:rPr>
+              <w:t xml:space="preserve">2. 强化记忆：系统性总结本节课核心知识点与技能框架。</w:t>
+            </w:r>
+          </w:p>
+          <w:p>
+            <w:pPr>
+              <w:widowControl/>
+              <w:spacing w:line="400" w:lineRule="exact"/>
+              <w:jc w:val="left"/>
+              <w:rPr>
+                <w:rFonts w:ascii="FangSong_GB2312" w:eastAsia="FangSong_GB2312" w:hAnsi="FangSong_GB2312" w:cs="FangSong_GB2312"/>
+                <w:color w:val="000000"/>
+                <w:kern w:val="0"/>
+                <w:sz w:val="24"/>
+              </w:rPr>
+            </w:pPr>
+            <w:r>
+              <w:rPr>
+                <w:rFonts w:ascii="FangSong_GB2312" w:eastAsia="FangSong_GB2312" w:hAnsi="FangSong_GB2312" w:cs="FangSong_GB2312" w:hint="eastAsia"/>
+                <w:color w:val="000000"/>
+                <w:kern w:val="0"/>
+                <w:sz w:val="24"/>
+              </w:rPr>
+              <w:t xml:space="preserve">3. 布置课后延伸思考与预习任务。</w:t>
+            </w:r>
+          </w:p>
+          <w:p>
+            <w:pPr>
+              <w:widowControl/>
+              <w:spacing w:line="400" w:lineRule="exact"/>
+              <w:jc w:val="left"/>
+              <w:rPr>
+                <w:rFonts w:ascii="FangSong_GB2312" w:eastAsia="FangSong_GB2312" w:hAnsi="FangSong_GB2312" w:cs="FangSong_GB2312"/>
+                <w:color w:val="000000"/>
+                <w:kern w:val="0"/>
+                <w:sz w:val="24"/>
+              </w:rPr>
+            </w:pPr>
+            <w:r>
+              <w:rPr>
+                <w:rFonts w:ascii="FangSong_GB2312" w:eastAsia="FangSong_GB2312" w:hAnsi="FangSong_GB2312" w:cs="FangSong_GB2312" w:hint="eastAsia"/>
+                <w:color w:val="000000"/>
+                <w:kern w:val="0"/>
+                <w:sz w:val="24"/>
+              </w:rPr>
+              <w:t xml:space="preserve">【时间安排】约20分钟（0.5实践学时）</w:t>
+            </w:r>
+          </w:p>
+          <w:p>
+            <w:pPr>
+              <w:widowControl/>
+              <w:spacing w:line="400" w:lineRule="exact"/>
+              <w:jc w:val="left"/>
+              <w:rPr>
+                <w:rFonts w:ascii="FangSong_GB2312" w:eastAsia="FangSong_GB2312" w:hAnsi="FangSong_GB2312" w:cs="FangSong_GB2312"/>
+                <w:color w:val="000000"/>
+                <w:kern w:val="0"/>
+                <w:sz w:val="24"/>
+              </w:rPr>
+            </w:pPr>
+            <w:r>
+              <w:rPr>
+                <w:rFonts w:ascii="FangSong_GB2312" w:eastAsia="FangSong_GB2312" w:hAnsi="FangSong_GB2312" w:cs="FangSong_GB2312" w:hint="eastAsia"/>
+                <w:color w:val="000000"/>
                 <w:kern w:val="0"/>
                 <w:sz w:val="24"/>
               </w:rPr>
@@ -1846,15 +2074,15 @@
               <w:rPr>
                 <w:rFonts w:ascii="FangSong_GB2312" w:eastAsia="FangSong_GB2312" w:hAnsi="FangSong_GB2312" w:cs="FangSong_GB2312"/>
                 <w:bCs/>
-                <w:color w:val="333333"/>
-                <w:kern w:val="0"/>
-                <w:sz w:val="24"/>
-              </w:rPr>
-            </w:pPr>
-            <w:r>
-              <w:rPr>
-                <w:rFonts w:ascii="FangSong_GB2312" w:eastAsia="FangSong_GB2312" w:hAnsi="FangSong_GB2312" w:cs="FangSong_GB2312" w:hint="eastAsia"/>
-                <w:color w:val="FF0000"/>
+                <w:color w:val="000000"/>
+                <w:kern w:val="0"/>
+                <w:sz w:val="24"/>
+              </w:rPr>
+            </w:pPr>
+            <w:r>
+              <w:rPr>
+                <w:rFonts w:ascii="FangSong_GB2312" w:eastAsia="FangSong_GB2312" w:hAnsi="FangSong_GB2312" w:cs="FangSong_GB2312" w:hint="eastAsia"/>
+                <w:color w:val="000000"/>
                 <w:kern w:val="0"/>
                 <w:sz w:val="24"/>
               </w:rPr>

--- a/交互产品开发/Output/教案/教案_第15周_课程综合路演检查.docx
+++ b/交互产品开发/Output/教案/教案_第15周_课程综合路演检查.docx
@@ -1497,7 +1497,7 @@
                 <w:kern w:val="0"/>
                 <w:sz w:val="24"/>
               </w:rPr>
-              <w:t xml:space="preserve">【教学组织】课堂实践与操作训练:</w:t>
+              <w:t xml:space="preserve">教学组织课堂实践与操作训练:</w:t>
             </w:r>
           </w:p>
           <w:p>
@@ -1585,7 +1585,7 @@
                 <w:kern w:val="0"/>
                 <w:sz w:val="24"/>
               </w:rPr>
-              <w:t xml:space="preserve">【教学方法】实践路演、答辩陈述、专家质询、同侪互评</w:t>
+              <w:t xml:space="preserve">教学方法实践路演、答辩陈述、专家质询、同侪互评</w:t>
             </w:r>
           </w:p>
           <w:p>
@@ -1607,7 +1607,7 @@
                 <w:kern w:val="0"/>
                 <w:sz w:val="24"/>
               </w:rPr>
-              <w:t xml:space="preserve">【时间安排】约10分钟（0.2实践学时）</w:t>
+              <w:t xml:space="preserve">时间安排约10分钟（0.2实践学时）</w:t>
             </w:r>
           </w:p>
           <w:p>
@@ -1629,7 +1629,7 @@
                 <w:kern w:val="0"/>
                 <w:sz w:val="24"/>
               </w:rPr>
-              <w:t xml:space="preserve">【课堂思考】</w:t>
+              <w:t xml:space="preserve">课堂思考</w:t>
             </w:r>
           </w:p>
           <w:p>
@@ -1651,7 +1651,7 @@
                 <w:kern w:val="0"/>
                 <w:sz w:val="24"/>
               </w:rPr>
-              <w:t xml:space="preserve">【教学组织】课堂实践与操作训练:</w:t>
+              <w:t xml:space="preserve">教学组织课堂实践与操作训练:</w:t>
             </w:r>
           </w:p>
           <w:p>
@@ -1739,7 +1739,7 @@
                 <w:kern w:val="0"/>
                 <w:sz w:val="24"/>
               </w:rPr>
-              <w:t xml:space="preserve">【教学方法】实践路演、答辩陈述、专家质询、同侪互评</w:t>
+              <w:t xml:space="preserve">教学方法实践路演、答辩陈述、专家质询、同侪互评</w:t>
             </w:r>
           </w:p>
           <w:p>
@@ -1761,7 +1761,7 @@
                 <w:kern w:val="0"/>
                 <w:sz w:val="24"/>
               </w:rPr>
-              <w:t xml:space="preserve">【时间安排】约150分钟（3.3实践学时）</w:t>
+              <w:t xml:space="preserve">时间安排约150分钟（3.3实践学时）</w:t>
             </w:r>
           </w:p>
           <w:p>
@@ -1783,7 +1783,7 @@
                 <w:kern w:val="0"/>
                 <w:sz w:val="24"/>
               </w:rPr>
-              <w:t xml:space="preserve">【课堂思考】</w:t>
+              <w:t xml:space="preserve">课堂思考</w:t>
             </w:r>
           </w:p>
         </w:tc>
@@ -1895,7 +1895,7 @@
                 <w:kern w:val="0"/>
                 <w:sz w:val="24"/>
               </w:rPr>
-              <w:t xml:space="preserve">【教学组织】知识凝练与教学反思:</w:t>
+              <w:t xml:space="preserve">教学组织知识凝练与教学反思:</w:t>
             </w:r>
           </w:p>
           <w:p>
@@ -1983,7 +1983,7 @@
                 <w:kern w:val="0"/>
                 <w:sz w:val="24"/>
               </w:rPr>
-              <w:t xml:space="preserve">【时间安排】约20分钟（0.5实践学时）</w:t>
+              <w:t xml:space="preserve">时间安排约20分钟（0.5实践学时）</w:t>
             </w:r>
           </w:p>
           <w:p>
@@ -2005,7 +2005,7 @@
                 <w:kern w:val="0"/>
                 <w:sz w:val="24"/>
               </w:rPr>
-              <w:t xml:space="preserve">【课程回顾与反思】</w:t>
+              <w:t xml:space="preserve">课程回顾与反思</w:t>
             </w:r>
           </w:p>
         </w:tc>
